--- a/klagomål/A 17456-2026 FSC-klagomål.docx
+++ b/klagomål/A 17456-2026 FSC-klagomål.docx
@@ -828,7 +828,7 @@
     <w:r>
       <w:tab/>
       <w:tab/>
-      <w:t>2026-06-27</w:t>
+      <w:t>2026-06-28</w:t>
       <w:br/>
       <w:br/>
     </w:r>

--- a/klagomål/A 17456-2026 FSC-klagomål.docx
+++ b/klagomål/A 17456-2026 FSC-klagomål.docx
@@ -828,7 +828,7 @@
     <w:r>
       <w:tab/>
       <w:tab/>
-      <w:t>2026-06-28</w:t>
+      <w:t>2026-06-29</w:t>
       <w:br/>
       <w:br/>
     </w:r>

--- a/klagomål/A 17456-2026 FSC-klagomål.docx
+++ b/klagomål/A 17456-2026 FSC-klagomål.docx
@@ -828,7 +828,7 @@
     <w:r>
       <w:tab/>
       <w:tab/>
-      <w:t>2026-06-29</w:t>
+      <w:t>2026-06-30</w:t>
       <w:br/>
       <w:br/>
     </w:r>

--- a/klagomål/A 17456-2026 FSC-klagomål.docx
+++ b/klagomål/A 17456-2026 FSC-klagomål.docx
@@ -828,7 +828,7 @@
     <w:r>
       <w:tab/>
       <w:tab/>
-      <w:t>2026-06-30</w:t>
+      <w:t>2026-07-01</w:t>
       <w:br/>
       <w:br/>
     </w:r>

--- a/klagomål/A 17456-2026 FSC-klagomål.docx
+++ b/klagomål/A 17456-2026 FSC-klagomål.docx
@@ -828,7 +828,7 @@
     <w:r>
       <w:tab/>
       <w:tab/>
-      <w:t>2026-07-01</w:t>
+      <w:t>2026-07-02</w:t>
       <w:br/>
       <w:br/>
     </w:r>

--- a/klagomål/A 17456-2026 FSC-klagomål.docx
+++ b/klagomål/A 17456-2026 FSC-klagomål.docx
@@ -828,7 +828,7 @@
     <w:r>
       <w:tab/>
       <w:tab/>
-      <w:t>2026-07-13</w:t>
+      <w:t>2026-07-14</w:t>
       <w:br/>
       <w:br/>
     </w:r>

--- a/klagomål/A 17456-2026 FSC-klagomål.docx
+++ b/klagomål/A 17456-2026 FSC-klagomål.docx
@@ -828,7 +828,7 @@
     <w:r>
       <w:tab/>
       <w:tab/>
-      <w:t>2026-07-14</w:t>
+      <w:t>2026-07-15</w:t>
       <w:br/>
       <w:br/>
     </w:r>

--- a/klagomål/A 17456-2026 FSC-klagomål.docx
+++ b/klagomål/A 17456-2026 FSC-klagomål.docx
@@ -828,7 +828,7 @@
     <w:r>
       <w:tab/>
       <w:tab/>
-      <w:t>2026-07-15</w:t>
+      <w:t>2026-07-16</w:t>
       <w:br/>
       <w:br/>
     </w:r>

--- a/klagomål/A 17456-2026 FSC-klagomål.docx
+++ b/klagomål/A 17456-2026 FSC-klagomål.docx
@@ -828,7 +828,7 @@
     <w:r>
       <w:tab/>
       <w:tab/>
-      <w:t>2026-07-16</w:t>
+      <w:t>2026-07-17</w:t>
       <w:br/>
       <w:br/>
     </w:r>

--- a/klagomål/A 17456-2026 FSC-klagomål.docx
+++ b/klagomål/A 17456-2026 FSC-klagomål.docx
@@ -828,7 +828,7 @@
     <w:r>
       <w:tab/>
       <w:tab/>
-      <w:t>2026-07-17</w:t>
+      <w:t>2026-07-18</w:t>
       <w:br/>
       <w:br/>
     </w:r>

--- a/klagomål/A 17456-2026 FSC-klagomål.docx
+++ b/klagomål/A 17456-2026 FSC-klagomål.docx
@@ -828,7 +828,7 @@
     <w:r>
       <w:tab/>
       <w:tab/>
-      <w:t>2026-07-18</w:t>
+      <w:t>2026-07-19</w:t>
       <w:br/>
       <w:br/>
     </w:r>

--- a/klagomål/A 17456-2026 FSC-klagomål.docx
+++ b/klagomål/A 17456-2026 FSC-klagomål.docx
@@ -178,7 +178,7 @@
       <w:r>
         <w:drawing>
           <wp:inline xmlns:a="http://schemas.openxmlformats.org/drawingml/2006/main" xmlns:pic="http://schemas.openxmlformats.org/drawingml/2006/picture">
-            <wp:extent cx="5486400" cy="5619649"/>
+            <wp:extent cx="5486400" cy="5391903"/>
             <wp:docPr id="1" name="Picture 1"/>
             <wp:cNvGraphicFramePr>
               <a:graphicFrameLocks noChangeAspect="1"/>
@@ -199,7 +199,7 @@
                   <pic:spPr>
                     <a:xfrm>
                       <a:off x="0" y="0"/>
-                      <a:ext cx="5486400" cy="5619649"/>
+                      <a:ext cx="5486400" cy="5391903"/>
                     </a:xfrm>
                     <a:prstGeom prst="rect"/>
                   </pic:spPr>
@@ -216,12 +216,12 @@
         <w:spacing w:after="240"/>
       </w:pPr>
       <w:r>
-        <w:t>Figur 1. Fyndplatser för naturvårdsarter i och inom 24 meter från avverkningsanmälan. Markörer utan svart kant är placerade på fyndplatsen. Markörer med svart kant är placerade vid sidan av fyndplatsen har ett svart streck som visar fyndplatsens exakta position. Kartans mittpunktskoordinat är N 6995901, E 490076 i SWEREF 99 TM.</w:t>
+        <w:t>Figur 1. Fyndplatser för naturvårdsarter i och inom 25 meter från avverkningsanmälan. Markörer utan svart kant är placerade på fyndplatsen. Markörer med svart kant är placerade vid sidan av fyndplatsen har ett svart streck som visar fyndplatsens exakta position. Kartans mittpunktskoordinat är N 6995901, E 490076 i SWEREF 99 TM.</w:t>
       </w:r>
     </w:p>
     <w:p>
       <w:r>
-        <w:t>I och inom 24 meter från avverkningsanmälan finns fynd av 7 naturvårdsarter, varav 1 är fridlyst, 7 är typiska (T) och 1 är signalart (S): korallrot (S, T, §8), bergsslok (T), brudborste (T), fjällskära (T), humleblomster (T), kattfot (T) och liljekonvalj (T). Se Figur 1.</w:t>
+        <w:t>I och inom 25 meter från avverkningsanmälan finns fynd av 19 naturvårdsarter, varav 1 är rödlistad, 5 är fridlysta, 14 är typiska (T) och 6 är signalarter (S): silverblåvinge (VU), korallrot (S, T, §8), källmossor (S), svart trolldruva (S, T), tibast (S, T), tvåblad (S, §8), underviol (S, T), bergsslok (T), blåsippa (T, §9), brudborste (T), fjällskära (T), humleblomster (T), kattfot (T), kransmossa (T), kärrfibbla (T), liljekonvalj (T), ormbär (T), brudsporre (§8) och vanliga ängsnycklar (§8). Se Figur 1.</w:t>
       </w:r>
     </w:p>
     <w:p>
@@ -272,6 +272,93 @@
         <w:rPr>
           <w:b/>
         </w:rPr>
+        <w:t>Svart trolldruva</w:t>
+      </w:r>
+      <w:r>
+        <w:t xml:space="preserve"> är en kalkgynnad växt som förekommer på näringsrik frisk mulljord i såväl bördiga kalkbarrskogar som sydliga kalklövskogar och lundar. Arten är en bra signalart för skyddsvärda biotoper i såväl löv- som barrskogar och tål inte slutavverkning och markberedning. Trolldruva är värdväxt för ett antal sällsynta fjärilsarter som ställer höga krav på sina livsmiljöer, däribland trolldruvemätare (EN), skuggmalmätare (VU) och trolldruvelobmätare (VU). Svart trolldruva är typisk art för </w:t>
+      </w:r>
+      <w:r>
+        <w:rPr>
+          <w:i/>
+        </w:rPr>
+        <w:t>9050 Näringsrik granskog,</w:t>
+      </w:r>
+      <w:r>
+        <w:t xml:space="preserve"> </w:t>
+      </w:r>
+      <w:r>
+        <w:rPr>
+          <w:i/>
+        </w:rPr>
+        <w:t xml:space="preserve">9020 Nordlig ädellövskog, 9160 Näringsrik ekskog, 9180 Ädellövskog i branter </w:t>
+      </w:r>
+      <w:r>
+        <w:t>och</w:t>
+      </w:r>
+      <w:r>
+        <w:rPr>
+          <w:i/>
+        </w:rPr>
+        <w:t xml:space="preserve"> 1610 Åsöar i Östersjön</w:t>
+      </w:r>
+      <w:r>
+        <w:t xml:space="preserve"> (SLU Artdatabanken, 2024; Nitare &amp; Skogsstyrelsen, 2019).</w:t>
+      </w:r>
+    </w:p>
+    <w:p>
+      <w:r>
+        <w:rPr>
+          <w:b/>
+        </w:rPr>
+        <w:t>Tibast</w:t>
+      </w:r>
+      <w:r>
+        <w:t xml:space="preserve"> är en kalkgynnad buske som växer på mullrik, frisk eller svagt fuktig mark, exempelvis i gamla kalkgranskogar, lövträdslundar, varma källpåverkade sluttningar och exklusiva biotoper kopplade till vattendrag. Förekomster i gammal skog visar på höga naturvärden och bör alltid noteras i samband med naturvärdesinventeringar. Tibast är typisk art för </w:t>
+      </w:r>
+      <w:r>
+        <w:rPr>
+          <w:i/>
+        </w:rPr>
+        <w:t>9050 Näringsrik granskog</w:t>
+      </w:r>
+      <w:r>
+        <w:t xml:space="preserve"> och värdväxt för de två fjärilsarterna större tibastmal och brun tibastmal (CR) (SLU Artdatabanken, 2024; Nitare &amp; Skogsstyrelsen, 2019).</w:t>
+      </w:r>
+    </w:p>
+    <w:p>
+      <w:r>
+        <w:rPr>
+          <w:b/>
+        </w:rPr>
+        <w:t xml:space="preserve">Underviol </w:t>
+      </w:r>
+      <w:r>
+        <w:t xml:space="preserve">är en bra signalart i hela sitt utbredningsområde i såväl lövlundar som kalkbarrskogar. Arten är särskilt intressant när den förekommer i barrskog och indikerar då troligen relikta och hotade kalkbarrskogsekosystem. Underviol tål inte dagens storskaliga skogsbruksmetoder även om den vid enstaka tillfällen lyckas kvarstå i fuktdråg efter avverkning. Underviol är typisk art för </w:t>
+      </w:r>
+      <w:r>
+        <w:rPr>
+          <w:i/>
+        </w:rPr>
+        <w:t xml:space="preserve">9050 Näringsrik granskog, 9020 Nordlig ädellövskog </w:t>
+      </w:r>
+      <w:r>
+        <w:t xml:space="preserve">och </w:t>
+      </w:r>
+      <w:r>
+        <w:rPr>
+          <w:i/>
+        </w:rPr>
+        <w:t>9160 Näringsrik ekskog</w:t>
+      </w:r>
+      <w:r>
+        <w:t xml:space="preserve"> (Nitare &amp; Skogsstyrelsen, 2019; SLU Artdatabanken, 2024).</w:t>
+      </w:r>
+    </w:p>
+    <w:p>
+      <w:r>
+        <w:rPr>
+          <w:b/>
+        </w:rPr>
         <w:t xml:space="preserve">Bergsslok </w:t>
       </w:r>
       <w:r>
@@ -292,6 +379,35 @@
         <w:rPr>
           <w:b/>
         </w:rPr>
+        <w:t>Blåsippa (§9)</w:t>
+      </w:r>
+      <w:r>
+        <w:t xml:space="preserve"> är typisk art för </w:t>
+      </w:r>
+      <w:r>
+        <w:rPr>
+          <w:i/>
+        </w:rPr>
+        <w:t>9050 Näringsrik granskog, 9020 Nordlig ädellövskog</w:t>
+      </w:r>
+      <w:r>
+        <w:t xml:space="preserve"> och </w:t>
+      </w:r>
+      <w:r>
+        <w:rPr>
+          <w:i/>
+        </w:rPr>
+        <w:t>8240 Karsthällmarker</w:t>
+      </w:r>
+      <w:r>
+        <w:t xml:space="preserve"> (SLU Artdatabanken, 2025).</w:t>
+      </w:r>
+    </w:p>
+    <w:p>
+      <w:r>
+        <w:rPr>
+          <w:b/>
+        </w:rPr>
         <w:t>Brudborste</w:t>
       </w:r>
       <w:r>
@@ -408,6 +524,64 @@
         <w:rPr>
           <w:b/>
         </w:rPr>
+        <w:t>Kransmossa</w:t>
+      </w:r>
+      <w:r>
+        <w:t xml:space="preserve"> är typisk art för </w:t>
+      </w:r>
+      <w:r>
+        <w:rPr>
+          <w:i/>
+        </w:rPr>
+        <w:t xml:space="preserve">9050 Näringsrik granskog </w:t>
+      </w:r>
+      <w:r>
+        <w:t xml:space="preserve">och </w:t>
+      </w:r>
+      <w:r>
+        <w:rPr>
+          <w:i/>
+        </w:rPr>
+        <w:t xml:space="preserve">6170 Alpina kalkgräsmarker </w:t>
+      </w:r>
+      <w:r>
+        <w:t>(SLU Artdatabanken, 2025).</w:t>
+      </w:r>
+    </w:p>
+    <w:p>
+      <w:r>
+        <w:rPr>
+          <w:b/>
+        </w:rPr>
+        <w:t>Kärrfibbla</w:t>
+      </w:r>
+      <w:r>
+        <w:t xml:space="preserve"> är typisk art för </w:t>
+      </w:r>
+      <w:r>
+        <w:rPr>
+          <w:i/>
+        </w:rPr>
+        <w:t xml:space="preserve">9050 Näringsrik granskog, 9080 Lövsumpskog </w:t>
+      </w:r>
+      <w:r>
+        <w:t>och</w:t>
+      </w:r>
+      <w:r>
+        <w:rPr>
+          <w:i/>
+        </w:rPr>
+        <w:t xml:space="preserve"> 9040 Fjällbjörkskog </w:t>
+      </w:r>
+      <w:r>
+        <w:t>(SLU Artdatabanken, 2025).</w:t>
+      </w:r>
+    </w:p>
+    <w:p>
+      <w:r>
+        <w:rPr>
+          <w:b/>
+        </w:rPr>
         <w:t>Liljekonvalj</w:t>
       </w:r>
       <w:r>
@@ -421,6 +595,26 @@
       </w:r>
       <w:r>
         <w:t>. På liljekonvalj kan man hitta rostsvampen konvaljerost (NE) (SLU Artdatabanken, 2025).</w:t>
+      </w:r>
+    </w:p>
+    <w:p>
+      <w:r>
+        <w:rPr>
+          <w:b/>
+        </w:rPr>
+        <w:t>Ormbär</w:t>
+      </w:r>
+      <w:r>
+        <w:t xml:space="preserve"> är typisk art för </w:t>
+      </w:r>
+      <w:r>
+        <w:rPr>
+          <w:i/>
+        </w:rPr>
+        <w:t xml:space="preserve">9050 Näringsrik granskog </w:t>
+      </w:r>
+      <w:r>
+        <w:t>(SLU Artdatabanken, 2025).</w:t>
       </w:r>
     </w:p>
     <w:p>
@@ -513,7 +707,7 @@
         <w:rPr>
           <w:i/>
         </w:rPr>
-        <w:t>I det avverkningsanmälda skogsområdet har 7 naturvårdsarter varav 0 rödlistade arter sina livsmiljöer och växtplatser.</w:t>
+        <w:t>I det avverkningsanmälda skogsområdet har 19 naturvårdsarter varav 1 rödlistade arter sina livsmiljöer och växtplatser.</w:t>
       </w:r>
     </w:p>
     <w:p>
@@ -828,7 +1022,7 @@
     <w:r>
       <w:tab/>
       <w:tab/>
-      <w:t>2026-07-19</w:t>
+      <w:t>2026-07-20</w:t>
       <w:br/>
       <w:br/>
     </w:r>

--- a/klagomål/A 17456-2026 FSC-klagomål.docx
+++ b/klagomål/A 17456-2026 FSC-klagomål.docx
@@ -1022,7 +1022,7 @@
     <w:r>
       <w:tab/>
       <w:tab/>
-      <w:t>2026-07-20</w:t>
+      <w:t>2026-07-21</w:t>
       <w:br/>
       <w:br/>
     </w:r>

--- a/klagomål/A 17456-2026 FSC-klagomål.docx
+++ b/klagomål/A 17456-2026 FSC-klagomål.docx
@@ -1022,7 +1022,7 @@
     <w:r>
       <w:tab/>
       <w:tab/>
-      <w:t>2026-07-21</w:t>
+      <w:t>2026-07-22</w:t>
       <w:br/>
       <w:br/>
     </w:r>

--- a/klagomål/A 17456-2026 FSC-klagomål.docx
+++ b/klagomål/A 17456-2026 FSC-klagomål.docx
@@ -1022,7 +1022,7 @@
     <w:r>
       <w:tab/>
       <w:tab/>
-      <w:t>2026-07-22</w:t>
+      <w:t>2026-07-23</w:t>
       <w:br/>
       <w:br/>
     </w:r>

--- a/klagomål/A 17456-2026 FSC-klagomål.docx
+++ b/klagomål/A 17456-2026 FSC-klagomål.docx
@@ -1022,7 +1022,7 @@
     <w:r>
       <w:tab/>
       <w:tab/>
-      <w:t>2026-07-23</w:t>
+      <w:t>2026-07-24</w:t>
       <w:br/>
       <w:br/>
     </w:r>

--- a/klagomål/A 17456-2026 FSC-klagomål.docx
+++ b/klagomål/A 17456-2026 FSC-klagomål.docx
@@ -1022,7 +1022,7 @@
     <w:r>
       <w:tab/>
       <w:tab/>
-      <w:t>2026-07-24</w:t>
+      <w:t>2026-07-25</w:t>
       <w:br/>
       <w:br/>
     </w:r>

--- a/klagomål/A 17456-2026 FSC-klagomål.docx
+++ b/klagomål/A 17456-2026 FSC-klagomål.docx
@@ -1022,7 +1022,7 @@
     <w:r>
       <w:tab/>
       <w:tab/>
-      <w:t>2026-07-25</w:t>
+      <w:t>2026-07-26</w:t>
       <w:br/>
       <w:br/>
     </w:r>

--- a/klagomål/A 17456-2026 FSC-klagomål.docx
+++ b/klagomål/A 17456-2026 FSC-klagomål.docx
@@ -1022,7 +1022,7 @@
     <w:r>
       <w:tab/>
       <w:tab/>
-      <w:t>2026-07-26</w:t>
+      <w:t>2026-07-27</w:t>
       <w:br/>
       <w:br/>
     </w:r>

--- a/klagomål/A 17456-2026 FSC-klagomål.docx
+++ b/klagomål/A 17456-2026 FSC-klagomål.docx
@@ -1022,7 +1022,7 @@
     <w:r>
       <w:tab/>
       <w:tab/>
-      <w:t>2026-07-27</w:t>
+      <w:t>2026-07-28</w:t>
       <w:br/>
       <w:br/>
     </w:r>

--- a/klagomål/A 17456-2026 FSC-klagomål.docx
+++ b/klagomål/A 17456-2026 FSC-klagomål.docx
@@ -1022,7 +1022,7 @@
     <w:r>
       <w:tab/>
       <w:tab/>
-      <w:t>2026-07-28</w:t>
+      <w:t>2026-07-29</w:t>
       <w:br/>
       <w:br/>
     </w:r>

--- a/klagomål/A 17456-2026 FSC-klagomål.docx
+++ b/klagomål/A 17456-2026 FSC-klagomål.docx
@@ -1022,7 +1022,7 @@
     <w:r>
       <w:tab/>
       <w:tab/>
-      <w:t>2026-07-29</w:t>
+      <w:t>2026-07-30</w:t>
       <w:br/>
       <w:br/>
     </w:r>

--- a/klagomål/A 17456-2026 FSC-klagomål.docx
+++ b/klagomål/A 17456-2026 FSC-klagomål.docx
@@ -1022,7 +1022,7 @@
     <w:r>
       <w:tab/>
       <w:tab/>
-      <w:t>2026-07-30</w:t>
+      <w:t>2026-07-31</w:t>
       <w:br/>
       <w:br/>
     </w:r>

--- a/klagomål/A 17456-2026 FSC-klagomål.docx
+++ b/klagomål/A 17456-2026 FSC-klagomål.docx
@@ -1022,7 +1022,7 @@
     <w:r>
       <w:tab/>
       <w:tab/>
-      <w:t>2026-07-31</w:t>
+      <w:t>2026-08-01</w:t>
       <w:br/>
       <w:br/>
     </w:r>

--- a/klagomål/A 17456-2026 FSC-klagomål.docx
+++ b/klagomål/A 17456-2026 FSC-klagomål.docx
@@ -1022,7 +1022,7 @@
     <w:r>
       <w:tab/>
       <w:tab/>
-      <w:t>2026-08-01</w:t>
+      <w:t>2026-08-02</w:t>
       <w:br/>
       <w:br/>
     </w:r>

--- a/klagomål/A 17456-2026 FSC-klagomål.docx
+++ b/klagomål/A 17456-2026 FSC-klagomål.docx
@@ -1022,7 +1022,7 @@
     <w:r>
       <w:tab/>
       <w:tab/>
-      <w:t>2026-08-02</w:t>
+      <w:t>2026-08-03</w:t>
       <w:br/>
       <w:br/>
     </w:r>

--- a/klagomål/A 17456-2026 FSC-klagomål.docx
+++ b/klagomål/A 17456-2026 FSC-klagomål.docx
@@ -1022,7 +1022,7 @@
     <w:r>
       <w:tab/>
       <w:tab/>
-      <w:t>2026-08-03</w:t>
+      <w:t>2026-08-05</w:t>
       <w:br/>
       <w:br/>
     </w:r>

--- a/klagomål/A 17456-2026 FSC-klagomål.docx
+++ b/klagomål/A 17456-2026 FSC-klagomål.docx
@@ -1022,7 +1022,7 @@
     <w:r>
       <w:tab/>
       <w:tab/>
-      <w:t>2026-08-05</w:t>
+      <w:t>2026-08-07</w:t>
       <w:br/>
       <w:br/>
     </w:r>

--- a/klagomål/A 17456-2026 FSC-klagomål.docx
+++ b/klagomål/A 17456-2026 FSC-klagomål.docx
@@ -1022,7 +1022,7 @@
     <w:r>
       <w:tab/>
       <w:tab/>
-      <w:t>2026-08-07</w:t>
+      <w:t>2026-08-08</w:t>
       <w:br/>
       <w:br/>
     </w:r>

--- a/klagomål/A 17456-2026 FSC-klagomål.docx
+++ b/klagomål/A 17456-2026 FSC-klagomål.docx
@@ -178,7 +178,7 @@
       <w:r>
         <w:drawing>
           <wp:inline xmlns:a="http://schemas.openxmlformats.org/drawingml/2006/main" xmlns:pic="http://schemas.openxmlformats.org/drawingml/2006/picture">
-            <wp:extent cx="5486400" cy="5619649"/>
+            <wp:extent cx="5486400" cy="5391903"/>
             <wp:docPr id="1" name="Picture 1"/>
             <wp:cNvGraphicFramePr>
               <a:graphicFrameLocks noChangeAspect="1"/>
@@ -199,7 +199,7 @@
                   <pic:spPr>
                     <a:xfrm>
                       <a:off x="0" y="0"/>
-                      <a:ext cx="5486400" cy="5619649"/>
+                      <a:ext cx="5486400" cy="5391903"/>
                     </a:xfrm>
                     <a:prstGeom prst="rect"/>
                   </pic:spPr>
@@ -216,12 +216,12 @@
         <w:spacing w:after="240"/>
       </w:pPr>
       <w:r>
-        <w:t>Figur 1. Fyndplatser för naturvårdsarter i och inom 24 meter från avverkningsanmälan. Markörer utan svart kant är placerade på fyndplatsen. Markörer med svart kant är placerade vid sidan av fyndplatsen har ett svart streck som visar fyndplatsens exakta position. Kartans mittpunktskoordinat är N 6995901, E 490076 i SWEREF 99 TM.</w:t>
+        <w:t>Figur 1. Fyndplatser för naturvårdsarter i och inom 25 meter från avverkningsanmälan. Markörer utan svart kant är placerade på fyndplatsen. Markörer med svart kant är placerade vid sidan av fyndplatsen och har ett svart streck som visar fyndplatsens exakta position. Kartans mittpunktskoordinat är N 6995901, E 490076 i SWEREF 99 TM.</w:t>
       </w:r>
     </w:p>
     <w:p>
       <w:r>
-        <w:t>I och inom 24 meter från avverkningsanmälan finns fynd av 7 naturvårdsarter, varav 1 är fridlyst, 7 är typiska (T) och 1 är signalart (S): korallrot (S, T, §8), bergsslok (T), brudborste (T), fjällskära (T), humleblomster (T), kattfot (T) och liljekonvalj (T). Se Figur 1.</w:t>
+        <w:t>I och inom 25 meter från avverkningsanmälan finns fynd av 19 naturvårdsarter, varav 1 är rödlistad, 5 är fridlysta, 14 är typiska (T) och 6 är signalarter (S): silverblåvinge (VU), korallrot (S, T, §8), källmossor (S), svart trolldruva (S, T), tibast (S, T), tvåblad (S, §8), underviol (S, T), bergsslok (T), blåsippa (T, §9), brudborste (T), fjällskära (T), humleblomster (T), kattfot (T), kransmossa (T), kärrfibbla (T), liljekonvalj (T), ormbär (T), brudsporre (§8) och vanliga ängsnycklar (§8). Se Figur 1.</w:t>
       </w:r>
     </w:p>
     <w:p>
@@ -272,6 +272,93 @@
         <w:rPr>
           <w:b/>
         </w:rPr>
+        <w:t>Svart trolldruva</w:t>
+      </w:r>
+      <w:r>
+        <w:t xml:space="preserve"> är en kalkgynnad växt som förekommer på näringsrik frisk mulljord i såväl bördiga kalkbarrskogar som sydliga kalklövskogar och lundar. Arten är en bra signalart för skyddsvärda biotoper i såväl löv- som barrskogar och tål inte slutavverkning och markberedning. Trolldruva är värdväxt för ett antal sällsynta fjärilsarter som ställer höga krav på sina livsmiljöer, däribland trolldruvemätare (EN), skuggmalmätare (VU) och trolldruvelobmätare (VU). Svart trolldruva är typisk art för </w:t>
+      </w:r>
+      <w:r>
+        <w:rPr>
+          <w:i/>
+        </w:rPr>
+        <w:t>9050 Näringsrik granskog,</w:t>
+      </w:r>
+      <w:r>
+        <w:t xml:space="preserve"> </w:t>
+      </w:r>
+      <w:r>
+        <w:rPr>
+          <w:i/>
+        </w:rPr>
+        <w:t xml:space="preserve">9020 Nordlig ädellövskog, 9160 Näringsrik ekskog, 9180 Ädellövskog i branter </w:t>
+      </w:r>
+      <w:r>
+        <w:t>och</w:t>
+      </w:r>
+      <w:r>
+        <w:rPr>
+          <w:i/>
+        </w:rPr>
+        <w:t xml:space="preserve"> 1610 Åsöar i Östersjön</w:t>
+      </w:r>
+      <w:r>
+        <w:t xml:space="preserve"> (SLU Artdatabanken, 2024; Nitare &amp; Skogsstyrelsen, 2019).</w:t>
+      </w:r>
+    </w:p>
+    <w:p>
+      <w:r>
+        <w:rPr>
+          <w:b/>
+        </w:rPr>
+        <w:t>Tibast</w:t>
+      </w:r>
+      <w:r>
+        <w:t xml:space="preserve"> är en kalkgynnad buske som växer på mullrik, frisk eller svagt fuktig mark, exempelvis i gamla kalkgranskogar, lövträdslundar, varma källpåverkade sluttningar och exklusiva biotoper kopplade till vattendrag. Förekomster i gammal skog visar på höga naturvärden och bör alltid noteras i samband med naturvärdesinventeringar. Tibast är typisk art för </w:t>
+      </w:r>
+      <w:r>
+        <w:rPr>
+          <w:i/>
+        </w:rPr>
+        <w:t>9050 Näringsrik granskog</w:t>
+      </w:r>
+      <w:r>
+        <w:t xml:space="preserve"> och värdväxt för de två fjärilsarterna större tibastmal och brun tibastmal (CR) (SLU Artdatabanken, 2024; Nitare &amp; Skogsstyrelsen, 2019).</w:t>
+      </w:r>
+    </w:p>
+    <w:p>
+      <w:r>
+        <w:rPr>
+          <w:b/>
+        </w:rPr>
+        <w:t xml:space="preserve">Underviol </w:t>
+      </w:r>
+      <w:r>
+        <w:t xml:space="preserve">är en bra signalart i hela sitt utbredningsområde i såväl lövlundar som kalkbarrskogar. Arten är särskilt intressant när den förekommer i barrskog och indikerar då troligen relikta och hotade kalkbarrskogsekosystem. Underviol tål inte dagens storskaliga skogsbruksmetoder även om den vid enstaka tillfällen lyckas kvarstå i fuktdråg efter avverkning. Underviol är typisk art för </w:t>
+      </w:r>
+      <w:r>
+        <w:rPr>
+          <w:i/>
+        </w:rPr>
+        <w:t xml:space="preserve">9050 Näringsrik granskog, 9020 Nordlig ädellövskog </w:t>
+      </w:r>
+      <w:r>
+        <w:t xml:space="preserve">och </w:t>
+      </w:r>
+      <w:r>
+        <w:rPr>
+          <w:i/>
+        </w:rPr>
+        <w:t>9160 Näringsrik ekskog</w:t>
+      </w:r>
+      <w:r>
+        <w:t xml:space="preserve"> (Nitare &amp; Skogsstyrelsen, 2019; SLU Artdatabanken, 2024).</w:t>
+      </w:r>
+    </w:p>
+    <w:p>
+      <w:r>
+        <w:rPr>
+          <w:b/>
+        </w:rPr>
         <w:t xml:space="preserve">Bergsslok </w:t>
       </w:r>
       <w:r>
@@ -292,6 +379,35 @@
         <w:rPr>
           <w:b/>
         </w:rPr>
+        <w:t>Blåsippa (§9)</w:t>
+      </w:r>
+      <w:r>
+        <w:t xml:space="preserve"> är typisk art för </w:t>
+      </w:r>
+      <w:r>
+        <w:rPr>
+          <w:i/>
+        </w:rPr>
+        <w:t>9050 Näringsrik granskog, 9020 Nordlig ädellövskog</w:t>
+      </w:r>
+      <w:r>
+        <w:t xml:space="preserve"> och </w:t>
+      </w:r>
+      <w:r>
+        <w:rPr>
+          <w:i/>
+        </w:rPr>
+        <w:t>8240 Karsthällmarker</w:t>
+      </w:r>
+      <w:r>
+        <w:t xml:space="preserve"> (SLU Artdatabanken, 2025).</w:t>
+      </w:r>
+    </w:p>
+    <w:p>
+      <w:r>
+        <w:rPr>
+          <w:b/>
+        </w:rPr>
         <w:t>Brudborste</w:t>
       </w:r>
       <w:r>
@@ -408,6 +524,64 @@
         <w:rPr>
           <w:b/>
         </w:rPr>
+        <w:t>Kransmossa</w:t>
+      </w:r>
+      <w:r>
+        <w:t xml:space="preserve"> är typisk art för </w:t>
+      </w:r>
+      <w:r>
+        <w:rPr>
+          <w:i/>
+        </w:rPr>
+        <w:t xml:space="preserve">9050 Näringsrik granskog </w:t>
+      </w:r>
+      <w:r>
+        <w:t xml:space="preserve">och </w:t>
+      </w:r>
+      <w:r>
+        <w:rPr>
+          <w:i/>
+        </w:rPr>
+        <w:t xml:space="preserve">6170 Alpina kalkgräsmarker </w:t>
+      </w:r>
+      <w:r>
+        <w:t>(SLU Artdatabanken, 2025).</w:t>
+      </w:r>
+    </w:p>
+    <w:p>
+      <w:r>
+        <w:rPr>
+          <w:b/>
+        </w:rPr>
+        <w:t>Kärrfibbla</w:t>
+      </w:r>
+      <w:r>
+        <w:t xml:space="preserve"> är typisk art för </w:t>
+      </w:r>
+      <w:r>
+        <w:rPr>
+          <w:i/>
+        </w:rPr>
+        <w:t xml:space="preserve">9050 Näringsrik granskog, 9080 Lövsumpskog </w:t>
+      </w:r>
+      <w:r>
+        <w:t>och</w:t>
+      </w:r>
+      <w:r>
+        <w:rPr>
+          <w:i/>
+        </w:rPr>
+        <w:t xml:space="preserve"> 9040 Fjällbjörkskog </w:t>
+      </w:r>
+      <w:r>
+        <w:t>(SLU Artdatabanken, 2025).</w:t>
+      </w:r>
+    </w:p>
+    <w:p>
+      <w:r>
+        <w:rPr>
+          <w:b/>
+        </w:rPr>
         <w:t>Liljekonvalj</w:t>
       </w:r>
       <w:r>
@@ -421,6 +595,26 @@
       </w:r>
       <w:r>
         <w:t>. På liljekonvalj kan man hitta rostsvampen konvaljerost (NE) (SLU Artdatabanken, 2025).</w:t>
+      </w:r>
+    </w:p>
+    <w:p>
+      <w:r>
+        <w:rPr>
+          <w:b/>
+        </w:rPr>
+        <w:t>Ormbär</w:t>
+      </w:r>
+      <w:r>
+        <w:t xml:space="preserve"> är typisk art för </w:t>
+      </w:r>
+      <w:r>
+        <w:rPr>
+          <w:i/>
+        </w:rPr>
+        <w:t xml:space="preserve">9050 Näringsrik granskog </w:t>
+      </w:r>
+      <w:r>
+        <w:t>(SLU Artdatabanken, 2025).</w:t>
       </w:r>
     </w:p>
     <w:p>
@@ -513,7 +707,7 @@
         <w:rPr>
           <w:i/>
         </w:rPr>
-        <w:t>I det avverkningsanmälda skogsområdet har 7 naturvårdsarter varav 0 rödlistade arter sina livsmiljöer och växtplatser.</w:t>
+        <w:t>I det avverkningsanmälda skogsområdet har 19 naturvårdsarter varav 1 rödlistade arter sina livsmiljöer och växtplatser.</w:t>
       </w:r>
     </w:p>
     <w:p>
@@ -828,7 +1022,7 @@
     <w:r>
       <w:tab/>
       <w:tab/>
-      <w:t>2026-08-14</w:t>
+      <w:t>2026-08-15</w:t>
       <w:br/>
       <w:br/>
     </w:r>

--- a/klagomål/A 17456-2026 FSC-klagomål.docx
+++ b/klagomål/A 17456-2026 FSC-klagomål.docx
@@ -1022,7 +1022,7 @@
     <w:r>
       <w:tab/>
       <w:tab/>
-      <w:t>2026-08-15</w:t>
+      <w:t>2026-08-16</w:t>
       <w:br/>
       <w:br/>
     </w:r>

--- a/klagomål/A 17456-2026 FSC-klagomål.docx
+++ b/klagomål/A 17456-2026 FSC-klagomål.docx
@@ -1022,7 +1022,7 @@
     <w:r>
       <w:tab/>
       <w:tab/>
-      <w:t>2026-08-16</w:t>
+      <w:t>2026-08-17</w:t>
       <w:br/>
       <w:br/>
     </w:r>

--- a/klagomål/A 17456-2026 FSC-klagomål.docx
+++ b/klagomål/A 17456-2026 FSC-klagomål.docx
@@ -1022,7 +1022,7 @@
     <w:r>
       <w:tab/>
       <w:tab/>
-      <w:t>2026-08-17</w:t>
+      <w:t>2026-08-18</w:t>
       <w:br/>
       <w:br/>
     </w:r>

--- a/klagomål/A 17456-2026 FSC-klagomål.docx
+++ b/klagomål/A 17456-2026 FSC-klagomål.docx
@@ -1022,7 +1022,7 @@
     <w:r>
       <w:tab/>
       <w:tab/>
-      <w:t>2026-08-18</w:t>
+      <w:t>2026-08-19</w:t>
       <w:br/>
       <w:br/>
     </w:r>

--- a/klagomål/A 17456-2026 FSC-klagomål.docx
+++ b/klagomål/A 17456-2026 FSC-klagomål.docx
@@ -1022,7 +1022,7 @@
     <w:r>
       <w:tab/>
       <w:tab/>
-      <w:t>2026-08-19</w:t>
+      <w:t>2026-08-20</w:t>
       <w:br/>
       <w:br/>
     </w:r>

--- a/klagomål/A 17456-2026 FSC-klagomål.docx
+++ b/klagomål/A 17456-2026 FSC-klagomål.docx
@@ -1022,7 +1022,7 @@
     <w:r>
       <w:tab/>
       <w:tab/>
-      <w:t>2026-08-20</w:t>
+      <w:t>2026-08-21</w:t>
       <w:br/>
       <w:br/>
     </w:r>

--- a/klagomål/A 17456-2026 FSC-klagomål.docx
+++ b/klagomål/A 17456-2026 FSC-klagomål.docx
@@ -1022,7 +1022,7 @@
     <w:r>
       <w:tab/>
       <w:tab/>
-      <w:t>2026-08-21</w:t>
+      <w:t>2026-08-22</w:t>
       <w:br/>
       <w:br/>
     </w:r>

--- a/klagomål/A 17456-2026 FSC-klagomål.docx
+++ b/klagomål/A 17456-2026 FSC-klagomål.docx
@@ -1022,7 +1022,7 @@
     <w:r>
       <w:tab/>
       <w:tab/>
-      <w:t>2026-08-22</w:t>
+      <w:t>2026-08-23</w:t>
       <w:br/>
       <w:br/>
     </w:r>

--- a/klagomål/A 17456-2026 FSC-klagomål.docx
+++ b/klagomål/A 17456-2026 FSC-klagomål.docx
@@ -1022,7 +1022,7 @@
     <w:r>
       <w:tab/>
       <w:tab/>
-      <w:t>2026-08-23</w:t>
+      <w:t>2026-08-24</w:t>
       <w:br/>
       <w:br/>
     </w:r>

--- a/klagomål/A 17456-2026 FSC-klagomål.docx
+++ b/klagomål/A 17456-2026 FSC-klagomål.docx
@@ -1022,7 +1022,7 @@
     <w:r>
       <w:tab/>
       <w:tab/>
-      <w:t>2026-08-24</w:t>
+      <w:t>2026-08-25</w:t>
       <w:br/>
       <w:br/>
     </w:r>

--- a/klagomål/A 17456-2026 FSC-klagomål.docx
+++ b/klagomål/A 17456-2026 FSC-klagomål.docx
@@ -1022,7 +1022,7 @@
     <w:r>
       <w:tab/>
       <w:tab/>
-      <w:t>2026-08-25</w:t>
+      <w:t>2026-08-26</w:t>
       <w:br/>
       <w:br/>
     </w:r>

--- a/klagomål/A 17456-2026 FSC-klagomål.docx
+++ b/klagomål/A 17456-2026 FSC-klagomål.docx
@@ -1022,7 +1022,7 @@
     <w:r>
       <w:tab/>
       <w:tab/>
-      <w:t>2026-08-26</w:t>
+      <w:t>2026-08-27</w:t>
       <w:br/>
       <w:br/>
     </w:r>

--- a/klagomål/A 17456-2026 FSC-klagomål.docx
+++ b/klagomål/A 17456-2026 FSC-klagomål.docx
@@ -1022,7 +1022,7 @@
     <w:r>
       <w:tab/>
       <w:tab/>
-      <w:t>2026-08-27</w:t>
+      <w:t>2026-08-28</w:t>
       <w:br/>
       <w:br/>
     </w:r>

--- a/klagomål/A 17456-2026 FSC-klagomål.docx
+++ b/klagomål/A 17456-2026 FSC-klagomål.docx
@@ -1022,7 +1022,7 @@
     <w:r>
       <w:tab/>
       <w:tab/>
-      <w:t>2026-08-28</w:t>
+      <w:t>2026-08-29</w:t>
       <w:br/>
       <w:br/>
     </w:r>

--- a/klagomål/A 17456-2026 FSC-klagomål.docx
+++ b/klagomål/A 17456-2026 FSC-klagomål.docx
@@ -1022,7 +1022,7 @@
     <w:r>
       <w:tab/>
       <w:tab/>
-      <w:t>2026-08-29</w:t>
+      <w:t>2026-08-31</w:t>
       <w:br/>
       <w:br/>
     </w:r>

--- a/klagomål/A 17456-2026 FSC-klagomål.docx
+++ b/klagomål/A 17456-2026 FSC-klagomål.docx
@@ -1022,7 +1022,7 @@
     <w:r>
       <w:tab/>
       <w:tab/>
-      <w:t>2026-08-31</w:t>
+      <w:t>2026-09-01</w:t>
       <w:br/>
       <w:br/>
     </w:r>

--- a/klagomål/A 17456-2026 FSC-klagomål.docx
+++ b/klagomål/A 17456-2026 FSC-klagomål.docx
@@ -1022,7 +1022,7 @@
     <w:r>
       <w:tab/>
       <w:tab/>
-      <w:t>2026-09-01</w:t>
+      <w:t>2026-09-02</w:t>
       <w:br/>
       <w:br/>
     </w:r>

--- a/klagomål/A 17456-2026 FSC-klagomål.docx
+++ b/klagomål/A 17456-2026 FSC-klagomål.docx
@@ -1022,7 +1022,7 @@
     <w:r>
       <w:tab/>
       <w:tab/>
-      <w:t>2026-09-02</w:t>
+      <w:t>2026-09-03</w:t>
       <w:br/>
       <w:br/>
     </w:r>

--- a/klagomål/A 17456-2026 FSC-klagomål.docx
+++ b/klagomål/A 17456-2026 FSC-klagomål.docx
@@ -1022,7 +1022,7 @@
     <w:r>
       <w:tab/>
       <w:tab/>
-      <w:t>2026-09-03</w:t>
+      <w:t>2026-09-04</w:t>
       <w:br/>
       <w:br/>
     </w:r>

--- a/klagomål/A 17456-2026 FSC-klagomål.docx
+++ b/klagomål/A 17456-2026 FSC-klagomål.docx
@@ -1022,7 +1022,7 @@
     <w:r>
       <w:tab/>
       <w:tab/>
-      <w:t>2026-09-04</w:t>
+      <w:t>2026-09-05</w:t>
       <w:br/>
       <w:br/>
     </w:r>

--- a/klagomål/A 17456-2026 FSC-klagomål.docx
+++ b/klagomål/A 17456-2026 FSC-klagomål.docx
@@ -1022,7 +1022,7 @@
     <w:r>
       <w:tab/>
       <w:tab/>
-      <w:t>2026-09-05</w:t>
+      <w:t>2026-09-06</w:t>
       <w:br/>
       <w:br/>
     </w:r>

--- a/klagomål/A 17456-2026 FSC-klagomål.docx
+++ b/klagomål/A 17456-2026 FSC-klagomål.docx
@@ -1022,7 +1022,7 @@
     <w:r>
       <w:tab/>
       <w:tab/>
-      <w:t>2026-09-06</w:t>
+      <w:t>2026-09-07</w:t>
       <w:br/>
       <w:br/>
     </w:r>

--- a/klagomål/A 17456-2026 FSC-klagomål.docx
+++ b/klagomål/A 17456-2026 FSC-klagomål.docx
@@ -1022,7 +1022,7 @@
     <w:r>
       <w:tab/>
       <w:tab/>
-      <w:t>2026-09-07</w:t>
+      <w:t>2026-09-08</w:t>
       <w:br/>
       <w:br/>
     </w:r>

--- a/klagomål/A 17456-2026 FSC-klagomål.docx
+++ b/klagomål/A 17456-2026 FSC-klagomål.docx
@@ -1022,7 +1022,7 @@
     <w:r>
       <w:tab/>
       <w:tab/>
-      <w:t>2026-09-08</w:t>
+      <w:t>2026-09-09</w:t>
       <w:br/>
       <w:br/>
     </w:r>

--- a/klagomål/A 17456-2026 FSC-klagomål.docx
+++ b/klagomål/A 17456-2026 FSC-klagomål.docx
@@ -1022,7 +1022,7 @@
     <w:r>
       <w:tab/>
       <w:tab/>
-      <w:t>2026-09-09</w:t>
+      <w:t>2026-09-10</w:t>
       <w:br/>
       <w:br/>
     </w:r>

--- a/klagomål/A 17456-2026 FSC-klagomål.docx
+++ b/klagomål/A 17456-2026 FSC-klagomål.docx
@@ -1022,7 +1022,7 @@
     <w:r>
       <w:tab/>
       <w:tab/>
-      <w:t>2026-09-10</w:t>
+      <w:t>2026-09-11</w:t>
       <w:br/>
       <w:br/>
     </w:r>

--- a/klagomål/A 17456-2026 FSC-klagomål.docx
+++ b/klagomål/A 17456-2026 FSC-klagomål.docx
@@ -1022,7 +1022,7 @@
     <w:r>
       <w:tab/>
       <w:tab/>
-      <w:t>2026-09-11</w:t>
+      <w:t>2026-09-12</w:t>
       <w:br/>
       <w:br/>
     </w:r>

--- a/klagomål/A 17456-2026 FSC-klagomål.docx
+++ b/klagomål/A 17456-2026 FSC-klagomål.docx
@@ -1022,7 +1022,7 @@
     <w:r>
       <w:tab/>
       <w:tab/>
-      <w:t>2026-09-12</w:t>
+      <w:t>2026-09-13</w:t>
       <w:br/>
       <w:br/>
     </w:r>
